--- a/public/visitHomeTemplate.docx
+++ b/public/visitHomeTemplate.docx
@@ -871,23 +871,13 @@
                 <w:szCs w:val="28"/>
               </w:rPr>
             </w:pPr>
-            <w:proofErr w:type="gramStart"/>
-            <w:r>
-              <w:rPr>
-                <w:rFonts w:ascii="TH Sarabun New" w:hAnsi="TH Sarabun New" w:cs="TH Sarabun New"/>
-                <w:sz w:val="28"/>
-                <w:szCs w:val="28"/>
-              </w:rPr>
-              <w:t>T  {</w:t>
-            </w:r>
-            <w:proofErr w:type="gramEnd"/>
-            <w:r>
-              <w:rPr>
-                <w:rFonts w:ascii="TH Sarabun New" w:hAnsi="TH Sarabun New" w:cs="TH Sarabun New"/>
-                <w:sz w:val="28"/>
-                <w:szCs w:val="28"/>
-              </w:rPr>
-              <w:t>t}  C°</w:t>
+            <w:r>
+              <w:rPr>
+                <w:rFonts w:ascii="TH Sarabun New" w:hAnsi="TH Sarabun New" w:cs="TH Sarabun New"/>
+                <w:sz w:val="28"/>
+                <w:szCs w:val="28"/>
+              </w:rPr>
+              <w:t>T  {t}  C°</w:t>
             </w:r>
           </w:p>
         </w:tc>
@@ -903,23 +893,13 @@
                 <w:szCs w:val="28"/>
               </w:rPr>
             </w:pPr>
-            <w:proofErr w:type="gramStart"/>
-            <w:r>
-              <w:rPr>
-                <w:rFonts w:ascii="TH Sarabun New" w:hAnsi="TH Sarabun New" w:cs="TH Sarabun New"/>
-                <w:sz w:val="28"/>
-                <w:szCs w:val="28"/>
-              </w:rPr>
-              <w:t>PR  {</w:t>
-            </w:r>
-            <w:proofErr w:type="gramEnd"/>
-            <w:r>
-              <w:rPr>
-                <w:rFonts w:ascii="TH Sarabun New" w:hAnsi="TH Sarabun New" w:cs="TH Sarabun New"/>
-                <w:sz w:val="28"/>
-                <w:szCs w:val="28"/>
-              </w:rPr>
-              <w:t>pr}  BPM</w:t>
+            <w:r>
+              <w:rPr>
+                <w:rFonts w:ascii="TH Sarabun New" w:hAnsi="TH Sarabun New" w:cs="TH Sarabun New"/>
+                <w:sz w:val="28"/>
+                <w:szCs w:val="28"/>
+              </w:rPr>
+              <w:t>PR  {pr}  BPM</w:t>
             </w:r>
           </w:p>
         </w:tc>
@@ -935,7 +915,6 @@
                 <w:szCs w:val="28"/>
               </w:rPr>
             </w:pPr>
-            <w:proofErr w:type="gramStart"/>
             <w:r>
               <w:rPr>
                 <w:rFonts w:ascii="TH Sarabun New" w:hAnsi="TH Sarabun New" w:cs="TH Sarabun New"/>
@@ -945,7 +924,6 @@
               <w:t>RR  {</w:t>
             </w:r>
             <w:proofErr w:type="spellStart"/>
-            <w:proofErr w:type="gramEnd"/>
             <w:r>
               <w:rPr>
                 <w:rFonts w:ascii="TH Sarabun New" w:hAnsi="TH Sarabun New" w:cs="TH Sarabun New"/>
@@ -1005,25 +983,7 @@
                 <w:sz w:val="28"/>
                 <w:szCs w:val="28"/>
               </w:rPr>
-              <w:t xml:space="preserve">O2 </w:t>
-            </w:r>
-            <w:proofErr w:type="gramStart"/>
-            <w:r>
-              <w:rPr>
-                <w:rFonts w:ascii="TH Sarabun New" w:hAnsi="TH Sarabun New" w:cs="TH Sarabun New"/>
-                <w:sz w:val="28"/>
-                <w:szCs w:val="28"/>
-              </w:rPr>
-              <w:t>sat  {</w:t>
-            </w:r>
-            <w:proofErr w:type="gramEnd"/>
-            <w:r>
-              <w:rPr>
-                <w:rFonts w:ascii="TH Sarabun New" w:hAnsi="TH Sarabun New" w:cs="TH Sarabun New"/>
-                <w:sz w:val="28"/>
-                <w:szCs w:val="28"/>
-              </w:rPr>
-              <w:t>o2}  %</w:t>
+              <w:t>O2 sat  {o2}  %</w:t>
             </w:r>
           </w:p>
         </w:tc>
@@ -1505,9 +1465,10 @@
         <w:spacing w:line="240" w:lineRule="auto"/>
         <w:jc w:val="right"/>
         <w:rPr>
-          <w:rFonts w:ascii="TH Sarabun New" w:hAnsi="TH Sarabun New" w:cs="TH Sarabun New"/>
+          <w:rFonts w:ascii="TH Sarabun New" w:hAnsi="TH Sarabun New" w:cs="TH Sarabun New" w:hint="cs"/>
           <w:sz w:val="28"/>
           <w:szCs w:val="28"/>
+          <w:cs/>
         </w:rPr>
       </w:pPr>
       <w:r>
@@ -1569,16 +1530,6 @@
         </w:rPr>
         <w:t>}</w:t>
       </w:r>
-    </w:p>
-    <w:p>
-      <w:pPr>
-        <w:rPr>
-          <w:rFonts w:ascii="TH Sarabun New" w:hAnsi="TH Sarabun New" w:cs="TH Sarabun New"/>
-          <w:sz w:val="28"/>
-          <w:szCs w:val="28"/>
-          <w:cs/>
-        </w:rPr>
-      </w:pPr>
     </w:p>
     <w:sectPr>
       <w:pgSz w:w="11906" w:h="16838" w:code="9"/>
